--- a/Introduccion a la Ingenieria/Kit docente/Clase 14/Guion Docente Clase 14 - Preparacion de la presentacion final.docx
+++ b/Introduccion a la Ingenieria/Kit docente/Clase 14/Guion Docente Clase 14 - Preparacion de la presentacion final.docx
@@ -69,7 +69,7 @@
           <w:color w:val="4A4A49"/>
           <w:sz w:val="22"/>
         </w:rPr>
-        <w:t>Tipo: Clase virtual sincrónica por Google Meet · Sesión 14 de 16 · corresponde al tema 14 del microcurrículo</w:t>
+        <w:t>Tipo: Clase virtual sincrónica por Google Meet · Sesión 10 de 11 · corresponde al tema 14 del microcurrículo</w:t>
       </w:r>
     </w:p>
     <w:p>
@@ -169,6 +169,7 @@
       <w:r>
         <w:rPr>
           <w:rFonts w:ascii="Consolas" w:hAnsi="Consolas"/>
+          <w:b w:val="0"/>
           <w:color w:val="111111"/>
           <w:sz w:val="21"/>
         </w:rPr>
@@ -253,7 +254,7 @@
           <w:color w:val="4A4A49"/>
           <w:sz w:val="21"/>
         </w:rPr>
-        <w:t>: quien controla los primeros cuatro minutos casi siempre llega bien al final. El resto se ensaya en equipo, fuera de clase, antes de la sesión 15.</w:t>
+        <w:t>: quien controla los primeros cuatro minutos casi siempre llega bien al final. El resto se ensaya en equipo, fuera de clase, antes de la Clase 15.</w:t>
       </w:r>
     </w:p>
     <w:p>
@@ -421,7 +422,7 @@
           <w:color w:val="4A4A49"/>
           <w:sz w:val="22"/>
         </w:rPr>
-        <w:t>Guion de nueve minutos, diapositivas, reparto entre integrantes, demostración preparada y plan B técnico — todo listo para la sesión 15</w:t>
+        <w:t>Guion de nueve minutos, diapositivas, reparto entre integrantes, demostración preparada y plan B técnico — todo listo para la Clase 15</w:t>
       </w:r>
     </w:p>
     <w:p>
@@ -684,7 +685,7 @@
           <w:color w:val="4A4A49"/>
           <w:sz w:val="22"/>
         </w:rPr>
-        <w:t xml:space="preserve"> Es la misma operación del alcance mínimo de la sesión 8 aplicada al tiempo en vez del producto. Los equipos que fracasan en la sesión 15 no fracasan por hablar mal: fracasan porque intentaron contarlo todo y se les acabó el tiempo en el tramo 2, dejando fuera precisamente el prototipo y los hallazgos, que es lo único que el jurado no conoce.</w:t>
+        <w:t xml:space="preserve"> Es la misma operación del alcance mínimo de la sesión 8 aplicada al tiempo en vez del producto. Los equipos que fracasan en la Clase 15 no fracasan por hablar mal: fracasan porque intentaron contarlo todo y se les acabó el tiempo en el tramo 2, dejando fuera precisamente el prototipo y los hallazgos, que es lo único que el jurado no conoce.</w:t>
       </w:r>
     </w:p>
     <w:p>
@@ -759,7 +760,7 @@
           <w:color w:val="4A4A49"/>
           <w:sz w:val="22"/>
         </w:rPr>
-        <w:t>La estructura de cinco tramos no es un formato arbitrario: es el orden en que un lector técnico necesita la información —problema, decisión, solución, evidencia, consecuencias— y coincide con la estructura de cualquier informe de ingeniería. Vale la pena decirlo, porque el mismo esqueleto les va a servir en la sesión 16 para el informe y en toda la carrera para cualquier sustentación.</w:t>
+        <w:t>La estructura de cinco tramos no es un formato arbitrario: es el orden en que un lector técnico necesita la información —problema, decisión, solución, evidencia, consecuencias— y coincide con la estructura de cualquier informe de ingeniería. Vale la pena decirlo, porque el mismo esqueleto les va a servir en la Clase 16 para el informe y en toda la carrera para cualquier sustentación.</w:t>
       </w:r>
     </w:p>
     <w:p>
@@ -811,7 +812,7 @@
           <w:color w:val="4A4A49"/>
           <w:sz w:val="22"/>
         </w:rPr>
-        <w:t xml:space="preserve"> Aquí entra un afectado que no es usuario —trabajo de la sesión 13— y, sobre todo, </w:t>
+        <w:t xml:space="preserve"> Aquí entra un afectado que no es usuario —trabajo de la Clase 13— y, sobre todo, </w:t>
       </w:r>
       <w:r>
         <w:rPr>
@@ -945,7 +946,7 @@
           <w:color w:val="4A4A49"/>
           <w:sz w:val="22"/>
         </w:rPr>
-        <w:t xml:space="preserve"> —de nuevo la sesión 13— y qué haría quien continúe el proyecto. Cerrar con el siguiente paso deja la sensación de trabajo vivo y no de tarea entregada.</w:t>
+        <w:t xml:space="preserve"> —de nuevo la Clase 13— y qué haría quien continúe el proyecto. Cerrar con el siguiente paso deja la sensación de trabajo vivo y no de tarea entregada.</w:t>
       </w:r>
     </w:p>
     <w:p>
@@ -1307,7 +1308,7 @@
           <w:color w:val="4A4A49"/>
           <w:sz w:val="22"/>
         </w:rPr>
-        <w:t>quien no ensaye completo antes de la sesión 15 se va a pasar de tiempo, y a los nueve minutos se corta.</w:t>
+        <w:t>quien no ensaye completo antes de la Clase 15 se va a pasar de tiempo, y a los nueve minutos se corta.</w:t>
       </w:r>
     </w:p>
     <w:p>
@@ -1335,6 +1336,7 @@
       <w:r>
         <w:rPr>
           <w:rFonts w:ascii="Consolas" w:hAnsi="Consolas"/>
+          <w:b w:val="0"/>
           <w:color w:val="111111"/>
           <w:sz w:val="21"/>
         </w:rPr>
@@ -1502,7 +1504,7 @@
           <w:color w:val="4A4A49"/>
           <w:sz w:val="22"/>
         </w:rPr>
-        <w:t>Para la sesión 15</w:t>
+        <w:t>Para la Clase 15</w:t>
       </w:r>
     </w:p>
     <w:p>
@@ -1515,7 +1517,7 @@
           <w:color w:val="4A4A49"/>
           <w:sz w:val="22"/>
         </w:rPr>
-        <w:t>Cierre · Nos vemos en la sesión 15</w:t>
+        <w:t>Cierre · Nos vemos en la Clase 15</w:t>
       </w:r>
     </w:p>
     <w:p>
@@ -1566,7 +1568,7 @@
           <w:color w:val="4A4A49"/>
           <w:sz w:val="21"/>
         </w:rPr>
-        <w:t>«En la sesión 15 tienen nueve minutos y se corta al llegar a cero. ¿Cuánto creen que dura contar el problema, los actores y el árbol de causas?»</w:t>
+        <w:t>«En la Clase 15 tienen nueve minutos y se corta al llegar a cero. ¿Cuánto creen que dura contar el problema, los actores y el árbol de causas?»</w:t>
       </w:r>
     </w:p>
     <w:p>
@@ -2059,7 +2061,7 @@
           <w:color w:val="4A4A49"/>
           <w:sz w:val="22"/>
         </w:rPr>
-        <w:t>. Después ya no hay tiempo, y en la sesión 15 es tarde.</w:t>
+        <w:t>. Después ya no hay tiempo, y en la Clase 15 es tarde.</w:t>
       </w:r>
     </w:p>
     <w:p>
@@ -2132,7 +2134,7 @@
           <w:color w:val="4A4A49"/>
           <w:sz w:val="22"/>
         </w:rPr>
-        <w:t xml:space="preserve"> corte exactamente a los 4 minutos, incluso en mitad de una frase. Es incómodo y es el aprendizaje: en la sesión 15 va a pasar lo mismo.</w:t>
+        <w:t xml:space="preserve"> corte exactamente a los 4 minutos, incluso en mitad de una frase. Es incómodo y es el aprendizaje: en la Clase 15 va a pasar lo mismo.</w:t>
       </w:r>
     </w:p>
     <w:p>
@@ -2233,7 +2235,7 @@
           <w:color w:val="4A4A49"/>
           <w:sz w:val="22"/>
         </w:rPr>
-        <w:t xml:space="preserve">Verifique en voz alta la lista de la sesión 15: </w:t>
+        <w:t xml:space="preserve">Verifique en voz alta la lista de la Clase 15: </w:t>
       </w:r>
       <w:r>
         <w:rPr>
@@ -2269,7 +2271,7 @@
           <w:color w:val="4A4A49"/>
           <w:sz w:val="22"/>
         </w:rPr>
-        <w:t xml:space="preserve">Recuerde lo que vale: la exposición de la sesión 15 es el </w:t>
+        <w:t xml:space="preserve">Recuerde lo que vale: la exposición de la Clase 15 es el </w:t>
       </w:r>
       <w:r>
         <w:rPr>
@@ -2628,7 +2630,7 @@
                 <w:color w:val="4A4A49"/>
                 <w:sz w:val="20"/>
               </w:rPr>
-              <w:t>Es la parte más fácil de los cien puntos del día y la que se olvida siempre. En la sesión 15 ya es tarde.</w:t>
+              <w:t>Es la parte más fácil de los cien puntos del día y la que se olvida siempre. En la Clase 15 ya es tarde.</w:t>
             </w:r>
           </w:p>
         </w:tc>
@@ -2681,7 +2683,7 @@
           <w:color w:val="4A4A49"/>
           <w:sz w:val="22"/>
         </w:rPr>
-        <w:t>Se corta al llegar a cero, y hoy lo van a experimentar en el ensayo con los 4 minutos del arranque. No es rigidez por rigidez: en la sesión 15 hay cinco equipos y un bloque de 90 minutos, así que el tiempo que un equipo se pasa lo pierde el último. En la vida profesional funciona igual — en una sustentación o en una reunión de comité, el tiempo asignado es el tiempo que hay.</w:t>
+        <w:t>Se corta al llegar a cero, y hoy lo van a experimentar en el ensayo con los 4 minutos del arranque. No es rigidez por rigidez: en la Clase 15 hay cinco equipos y un bloque de 90 minutos, así que el tiempo que un equipo se pasa lo pierde el último. En la vida profesional funciona igual — en una sustentación o en una reunión de comité, el tiempo asignado es el tiempo que hay.</w:t>
       </w:r>
     </w:p>
     <w:p>
@@ -2781,7 +2783,7 @@
           <w:color w:val="4A4A49"/>
           <w:sz w:val="22"/>
         </w:rPr>
-        <w:t>informe final de la sesión 16</w:t>
+        <w:t>informe final de la Clase 16</w:t>
       </w:r>
       <w:r>
         <w:rPr>
@@ -3079,7 +3081,7 @@
           <w:color w:val="4A4A49"/>
           <w:sz w:val="22"/>
         </w:rPr>
-        <w:t xml:space="preserve">Recuerde los dos pesos: exposición de la sesión 15 = </w:t>
+        <w:t xml:space="preserve">Recuerde los dos pesos: exposición de la Clase 15 = </w:t>
       </w:r>
       <w:r>
         <w:rPr>
@@ -3142,6 +3144,7 @@
       <w:r>
         <w:rPr>
           <w:rFonts w:ascii="Consolas" w:hAnsi="Consolas"/>
+          <w:b w:val="0"/>
           <w:color w:val="111111"/>
           <w:sz w:val="21"/>
         </w:rPr>
@@ -3163,6 +3166,7 @@
       <w:r>
         <w:rPr>
           <w:rFonts w:ascii="Consolas" w:hAnsi="Consolas"/>
+          <w:b w:val="0"/>
           <w:color w:val="111111"/>
           <w:sz w:val="21"/>
         </w:rPr>
@@ -3200,6 +3204,7 @@
       <w:r>
         <w:rPr>
           <w:rFonts w:ascii="Consolas" w:hAnsi="Consolas"/>
+          <w:b w:val="0"/>
           <w:color w:val="111111"/>
           <w:sz w:val="21"/>
         </w:rPr>
@@ -3221,6 +3226,7 @@
       <w:r>
         <w:rPr>
           <w:rFonts w:ascii="Consolas" w:hAnsi="Consolas"/>
+          <w:b w:val="0"/>
           <w:color w:val="111111"/>
           <w:sz w:val="21"/>
         </w:rPr>

--- a/Introduccion a la Ingenieria/Kit docente/Clase 14/Guion Docente Clase 14 - Preparacion de la presentacion final.docx
+++ b/Introduccion a la Ingenieria/Kit docente/Clase 14/Guion Docente Clase 14 - Preparacion de la presentacion final.docx
@@ -69,7 +69,7 @@
           <w:color w:val="4A4A49"/>
           <w:sz w:val="22"/>
         </w:rPr>
-        <w:t>Tipo: Clase virtual sincrónica por Google Meet · Sesión 10 de 11 · corresponde al tema 14 del microcurrículo</w:t>
+        <w:t>Tipo: Clase virtual sincrónica por Microsoft Teams · Sesión 10 de 11 · corresponde al tema 14 del microcurrículo</w:t>
       </w:r>
     </w:p>
     <w:p>
@@ -98,7 +98,7 @@
           <w:color w:val="4A4A49"/>
           <w:sz w:val="22"/>
         </w:rPr>
-        <w:t xml:space="preserve"> por Google Meet · actividades en plataformas gratuitas en la nube · los 5 equipos trabajan en </w:t>
+        <w:t xml:space="preserve"> por Microsoft Teams · actividades en plataformas gratuitas en la nube · los 5 equipos trabajan en </w:t>
       </w:r>
       <w:r>
         <w:rPr>
